--- a/downloads/student/Unit 03/Handout 03.10 - Listening Checklist and I-Message Frame.docx
+++ b/downloads/student/Unit 03/Handout 03.10 - Listening Checklist and I-Message Frame.docx
@@ -496,20 +496,44 @@
       <w:r>
         <w:t xml:space="preserve">Two traps:</w:t>
       </w:r>
+    </w:p>
+    <w:p>
+      <w:pPr>
+        <w:numPr>
+          <w:ilvl w:val="0"/>
+          <w:numId w:val="1001"/>
+        </w:numPr>
+        <w:pStyle w:val="Compact"/>
+      </w:pPr>
+      <w:r>
+        <w:t xml:space="preserve">A fake I-message:</w:t>
+      </w:r>
       <w:r>
         <w:t xml:space="preserve"> </w:t>
       </w:r>
       <w:r>
-        <w:t xml:space="preserve">- A fake I-message:</w:t>
+        <w:t xml:space="preserve">“</w:t>
+      </w:r>
+      <w:r>
+        <w:t xml:space="preserve">I feel like you are a thief.</w:t>
+      </w:r>
+      <w:r>
+        <w:t xml:space="preserve">”</w:t>
       </w:r>
       <w:r>
         <w:t xml:space="preserve"> </w:t>
       </w:r>
       <w:r>
+        <w:t xml:space="preserve">The word after</w:t>
+      </w:r>
+      <w:r>
+        <w:t xml:space="preserve"> </w:t>
+      </w:r>
+      <w:r>
         <w:t xml:space="preserve">“</w:t>
       </w:r>
       <w:r>
-        <w:t xml:space="preserve">I feel like you are a thief.</w:t>
+        <w:t xml:space="preserve">I feel</w:t>
       </w:r>
       <w:r>
         <w:t xml:space="preserve">”</w:t>
@@ -518,7 +542,19 @@
         <w:t xml:space="preserve"> </w:t>
       </w:r>
       <w:r>
-        <w:t xml:space="preserve">The word after</w:t>
+        <w:t xml:space="preserve">has to be a feeling.</w:t>
+      </w:r>
+    </w:p>
+    <w:p>
+      <w:pPr>
+        <w:numPr>
+          <w:ilvl w:val="0"/>
+          <w:numId w:val="1001"/>
+        </w:numPr>
+        <w:pStyle w:val="Compact"/>
+      </w:pPr>
+      <w:r>
+        <w:t xml:space="preserve">A vague need:</w:t>
       </w:r>
       <w:r>
         <w:t xml:space="preserve"> </w:t>
@@ -527,7 +563,7 @@
         <w:t xml:space="preserve">“</w:t>
       </w:r>
       <w:r>
-        <w:t xml:space="preserve">I feel</w:t>
+        <w:t xml:space="preserve">I need you to be better.</w:t>
       </w:r>
       <w:r>
         <w:t xml:space="preserve">”</w:t>
@@ -536,36 +572,12 @@
         <w:t xml:space="preserve"> </w:t>
       </w:r>
       <w:r>
-        <w:t xml:space="preserve">has to be a feeling.</w:t>
-      </w:r>
-      <w:r>
-        <w:t xml:space="preserve"> </w:t>
-      </w:r>
-      <w:r>
-        <w:t xml:space="preserve">- A vague need:</w:t>
-      </w:r>
-      <w:r>
-        <w:t xml:space="preserve"> </w:t>
-      </w:r>
-      <w:r>
-        <w:t xml:space="preserve">“</w:t>
-      </w:r>
-      <w:r>
-        <w:t xml:space="preserve">I need you to be better.</w:t>
-      </w:r>
-      <w:r>
-        <w:t xml:space="preserve">”</w:t>
-      </w:r>
-      <w:r>
-        <w:t xml:space="preserve"> </w:t>
-      </w:r>
-      <w:r>
         <w:t xml:space="preserve">A need is something the other person could do tomorrow.</w:t>
       </w:r>
     </w:p>
     <w:p>
       <w:pPr>
-        <w:pStyle w:val="BodyText"/>
+        <w:pStyle w:val="FirstParagraph"/>
       </w:pPr>
       <w:r>
         <w:rPr>
@@ -929,15 +941,15 @@
       <w:r>
         <w:t xml:space="preserve">You-statements (1 to 5 for everyone; 6 to 7 next; 8 to 10 are the stretch):</w:t>
       </w:r>
-      <w:r>
-        <w:t xml:space="preserve"> </w:t>
-      </w:r>
-      <w:r>
-        <w:t xml:space="preserve">1.</w:t>
-      </w:r>
-      <w:r>
-        <w:t xml:space="preserve"> </w:t>
-      </w:r>
+    </w:p>
+    <w:p>
+      <w:pPr>
+        <w:numPr>
+          <w:ilvl w:val="0"/>
+          <w:numId w:val="1002"/>
+        </w:numPr>
+        <w:pStyle w:val="Compact"/>
+      </w:pPr>
       <w:r>
         <w:t xml:space="preserve">“</w:t>
       </w:r>
@@ -947,15 +959,15 @@
       <w:r>
         <w:t xml:space="preserve">”</w:t>
       </w:r>
-      <w:r>
-        <w:t xml:space="preserve"> </w:t>
-      </w:r>
-      <w:r>
-        <w:t xml:space="preserve">2.</w:t>
-      </w:r>
-      <w:r>
-        <w:t xml:space="preserve"> </w:t>
-      </w:r>
+    </w:p>
+    <w:p>
+      <w:pPr>
+        <w:numPr>
+          <w:ilvl w:val="0"/>
+          <w:numId w:val="1002"/>
+        </w:numPr>
+        <w:pStyle w:val="Compact"/>
+      </w:pPr>
       <w:r>
         <w:t xml:space="preserve">“</w:t>
       </w:r>
@@ -965,15 +977,15 @@
       <w:r>
         <w:t xml:space="preserve">”</w:t>
       </w:r>
-      <w:r>
-        <w:t xml:space="preserve"> </w:t>
-      </w:r>
-      <w:r>
-        <w:t xml:space="preserve">3.</w:t>
-      </w:r>
-      <w:r>
-        <w:t xml:space="preserve"> </w:t>
-      </w:r>
+    </w:p>
+    <w:p>
+      <w:pPr>
+        <w:numPr>
+          <w:ilvl w:val="0"/>
+          <w:numId w:val="1002"/>
+        </w:numPr>
+        <w:pStyle w:val="Compact"/>
+      </w:pPr>
       <w:r>
         <w:t xml:space="preserve">“</w:t>
       </w:r>
@@ -983,15 +995,15 @@
       <w:r>
         <w:t xml:space="preserve">”</w:t>
       </w:r>
-      <w:r>
-        <w:t xml:space="preserve"> </w:t>
-      </w:r>
-      <w:r>
-        <w:t xml:space="preserve">4.</w:t>
-      </w:r>
-      <w:r>
-        <w:t xml:space="preserve"> </w:t>
-      </w:r>
+    </w:p>
+    <w:p>
+      <w:pPr>
+        <w:numPr>
+          <w:ilvl w:val="0"/>
+          <w:numId w:val="1002"/>
+        </w:numPr>
+        <w:pStyle w:val="Compact"/>
+      </w:pPr>
       <w:r>
         <w:t xml:space="preserve">“</w:t>
       </w:r>
@@ -1001,15 +1013,15 @@
       <w:r>
         <w:t xml:space="preserve">”</w:t>
       </w:r>
-      <w:r>
-        <w:t xml:space="preserve"> </w:t>
-      </w:r>
-      <w:r>
-        <w:t xml:space="preserve">5.</w:t>
-      </w:r>
-      <w:r>
-        <w:t xml:space="preserve"> </w:t>
-      </w:r>
+    </w:p>
+    <w:p>
+      <w:pPr>
+        <w:numPr>
+          <w:ilvl w:val="0"/>
+          <w:numId w:val="1002"/>
+        </w:numPr>
+        <w:pStyle w:val="Compact"/>
+      </w:pPr>
       <w:r>
         <w:t xml:space="preserve">“</w:t>
       </w:r>
@@ -1019,15 +1031,15 @@
       <w:r>
         <w:t xml:space="preserve">”</w:t>
       </w:r>
-      <w:r>
-        <w:t xml:space="preserve"> </w:t>
-      </w:r>
-      <w:r>
-        <w:t xml:space="preserve">6.</w:t>
-      </w:r>
-      <w:r>
-        <w:t xml:space="preserve"> </w:t>
-      </w:r>
+    </w:p>
+    <w:p>
+      <w:pPr>
+        <w:numPr>
+          <w:ilvl w:val="0"/>
+          <w:numId w:val="1002"/>
+        </w:numPr>
+        <w:pStyle w:val="Compact"/>
+      </w:pPr>
       <w:r>
         <w:t xml:space="preserve">“</w:t>
       </w:r>
@@ -1037,15 +1049,15 @@
       <w:r>
         <w:t xml:space="preserve">”</w:t>
       </w:r>
-      <w:r>
-        <w:t xml:space="preserve"> </w:t>
-      </w:r>
-      <w:r>
-        <w:t xml:space="preserve">7.</w:t>
-      </w:r>
-      <w:r>
-        <w:t xml:space="preserve"> </w:t>
-      </w:r>
+    </w:p>
+    <w:p>
+      <w:pPr>
+        <w:numPr>
+          <w:ilvl w:val="0"/>
+          <w:numId w:val="1002"/>
+        </w:numPr>
+        <w:pStyle w:val="Compact"/>
+      </w:pPr>
       <w:r>
         <w:t xml:space="preserve">“</w:t>
       </w:r>
@@ -1055,15 +1067,15 @@
       <w:r>
         <w:t xml:space="preserve">”</w:t>
       </w:r>
-      <w:r>
-        <w:t xml:space="preserve"> </w:t>
-      </w:r>
-      <w:r>
-        <w:t xml:space="preserve">8.</w:t>
-      </w:r>
-      <w:r>
-        <w:t xml:space="preserve"> </w:t>
-      </w:r>
+    </w:p>
+    <w:p>
+      <w:pPr>
+        <w:numPr>
+          <w:ilvl w:val="0"/>
+          <w:numId w:val="1002"/>
+        </w:numPr>
+        <w:pStyle w:val="Compact"/>
+      </w:pPr>
       <w:r>
         <w:t xml:space="preserve">“</w:t>
       </w:r>
@@ -1073,15 +1085,15 @@
       <w:r>
         <w:t xml:space="preserve">”</w:t>
       </w:r>
-      <w:r>
-        <w:t xml:space="preserve"> </w:t>
-      </w:r>
-      <w:r>
-        <w:t xml:space="preserve">9.</w:t>
-      </w:r>
-      <w:r>
-        <w:t xml:space="preserve"> </w:t>
-      </w:r>
+    </w:p>
+    <w:p>
+      <w:pPr>
+        <w:numPr>
+          <w:ilvl w:val="0"/>
+          <w:numId w:val="1002"/>
+        </w:numPr>
+        <w:pStyle w:val="Compact"/>
+      </w:pPr>
       <w:r>
         <w:t xml:space="preserve">“</w:t>
       </w:r>
@@ -1091,15 +1103,15 @@
       <w:r>
         <w:t xml:space="preserve">”</w:t>
       </w:r>
-      <w:r>
-        <w:t xml:space="preserve"> </w:t>
-      </w:r>
-      <w:r>
-        <w:t xml:space="preserve">10.</w:t>
-      </w:r>
-      <w:r>
-        <w:t xml:space="preserve"> </w:t>
-      </w:r>
+    </w:p>
+    <w:p>
+      <w:pPr>
+        <w:numPr>
+          <w:ilvl w:val="0"/>
+          <w:numId w:val="1002"/>
+        </w:numPr>
+        <w:pStyle w:val="Compact"/>
+      </w:pPr>
       <w:r>
         <w:t xml:space="preserve">“</w:t>
       </w:r>
@@ -1112,7 +1124,7 @@
     </w:p>
     <w:p>
       <w:pPr>
-        <w:pStyle w:val="BodyText"/>
+        <w:pStyle w:val="FirstParagraph"/>
       </w:pPr>
       <w:r>
         <w:rPr>
@@ -1400,8 +1412,256 @@
       </w:pPr>
     </w:lvl>
   </w:abstractNum>
+  <w:abstractNum w:abstractNumId="991">
+    <w:nsid w:val="ea454b4c"/>
+    <w:multiLevelType w:val="multilevel"/>
+    <w:lvl w:ilvl="0">
+      <w:numFmt w:val="bullet"/>
+      <w:lvlText w:val="•"/>
+      <w:lvlJc w:val="left"/>
+      <w:pPr>
+        <w:tabs>
+          <w:tab w:val="num" w:pos="0"/>
+        </w:tabs>
+        <w:ind w:left="480" w:hanging="480"/>
+      </w:pPr>
+    </w:lvl>
+    <w:lvl w:ilvl="1">
+      <w:numFmt w:val="bullet"/>
+      <w:lvlText w:val="–"/>
+      <w:lvlJc w:val="left"/>
+      <w:pPr>
+        <w:tabs>
+          <w:tab w:val="num" w:pos="720"/>
+        </w:tabs>
+        <w:ind w:left="1200" w:hanging="480"/>
+      </w:pPr>
+    </w:lvl>
+    <w:lvl w:ilvl="2">
+      <w:numFmt w:val="bullet"/>
+      <w:lvlText w:val="•"/>
+      <w:lvlJc w:val="left"/>
+      <w:pPr>
+        <w:tabs>
+          <w:tab w:val="num" w:pos="1440"/>
+        </w:tabs>
+        <w:ind w:left="1920" w:hanging="480"/>
+      </w:pPr>
+    </w:lvl>
+    <w:lvl w:ilvl="3">
+      <w:numFmt w:val="bullet"/>
+      <w:lvlText w:val="–"/>
+      <w:lvlJc w:val="left"/>
+      <w:pPr>
+        <w:tabs>
+          <w:tab w:val="num" w:pos="2160"/>
+        </w:tabs>
+        <w:ind w:left="2640" w:hanging="480"/>
+      </w:pPr>
+    </w:lvl>
+    <w:lvl w:ilvl="4">
+      <w:numFmt w:val="bullet"/>
+      <w:lvlText w:val="•"/>
+      <w:lvlJc w:val="left"/>
+      <w:pPr>
+        <w:tabs>
+          <w:tab w:val="num" w:pos="2880"/>
+        </w:tabs>
+        <w:ind w:left="3360" w:hanging="480"/>
+      </w:pPr>
+    </w:lvl>
+    <w:lvl w:ilvl="5">
+      <w:numFmt w:val="bullet"/>
+      <w:lvlText w:val="–"/>
+      <w:lvlJc w:val="left"/>
+      <w:pPr>
+        <w:tabs>
+          <w:tab w:val="num" w:pos="3600"/>
+        </w:tabs>
+        <w:ind w:left="4080" w:hanging="480"/>
+      </w:pPr>
+    </w:lvl>
+    <w:lvl w:ilvl="6">
+      <w:numFmt w:val="bullet"/>
+      <w:lvlText w:val="•"/>
+      <w:lvlJc w:val="left"/>
+      <w:pPr>
+        <w:tabs>
+          <w:tab w:val="num" w:pos="4320"/>
+        </w:tabs>
+        <w:ind w:left="4800" w:hanging="480"/>
+      </w:pPr>
+    </w:lvl>
+    <w:lvl w:ilvl="7">
+      <w:numFmt w:val="bullet"/>
+      <w:lvlText w:val="–"/>
+      <w:lvlJc w:val="left"/>
+      <w:pPr>
+        <w:tabs>
+          <w:tab w:val="num" w:pos="5040"/>
+        </w:tabs>
+        <w:ind w:left="5520" w:hanging="480"/>
+      </w:pPr>
+    </w:lvl>
+    <w:lvl w:ilvl="8">
+      <w:numFmt w:val="bullet"/>
+      <w:lvlText w:val="•"/>
+      <w:lvlJc w:val="left"/>
+      <w:pPr>
+        <w:tabs>
+          <w:tab w:val="num" w:pos="5760"/>
+        </w:tabs>
+        <w:ind w:left="6240" w:hanging="480"/>
+      </w:pPr>
+    </w:lvl>
+  </w:abstractNum>
+  <w:abstractNum w:abstractNumId="99411">
+    <w:nsid w:val="71315dca"/>
+    <w:multiLevelType w:val="multilevel"/>
+    <w:lvl w:ilvl="0">
+      <w:start w:val="1"/>
+      <w:numFmt w:val="decimal"/>
+      <w:lvlText w:val="%1."/>
+      <w:lvlJc w:val="left"/>
+      <w:pPr>
+        <w:tabs>
+          <w:tab w:val="num" w:pos="0"/>
+        </w:tabs>
+        <w:ind w:left="480" w:hanging="480"/>
+      </w:pPr>
+    </w:lvl>
+    <w:lvl w:ilvl="1">
+      <w:start w:val="1"/>
+      <w:numFmt w:val="decimal"/>
+      <w:lvlText w:val="%2."/>
+      <w:lvlJc w:val="left"/>
+      <w:pPr>
+        <w:tabs>
+          <w:tab w:val="num" w:pos="720"/>
+        </w:tabs>
+        <w:ind w:left="1200" w:hanging="480"/>
+      </w:pPr>
+    </w:lvl>
+    <w:lvl w:ilvl="2">
+      <w:start w:val="1"/>
+      <w:numFmt w:val="decimal"/>
+      <w:lvlText w:val="%3."/>
+      <w:lvlJc w:val="left"/>
+      <w:pPr>
+        <w:tabs>
+          <w:tab w:val="num" w:pos="1440"/>
+        </w:tabs>
+        <w:ind w:left="1920" w:hanging="480"/>
+      </w:pPr>
+    </w:lvl>
+    <w:lvl w:ilvl="3">
+      <w:start w:val="1"/>
+      <w:numFmt w:val="decimal"/>
+      <w:lvlText w:val="%4."/>
+      <w:lvlJc w:val="left"/>
+      <w:pPr>
+        <w:tabs>
+          <w:tab w:val="num" w:pos="2160"/>
+        </w:tabs>
+        <w:ind w:left="2640" w:hanging="480"/>
+      </w:pPr>
+    </w:lvl>
+    <w:lvl w:ilvl="4">
+      <w:start w:val="1"/>
+      <w:numFmt w:val="decimal"/>
+      <w:lvlText w:val="%5."/>
+      <w:lvlJc w:val="left"/>
+      <w:pPr>
+        <w:tabs>
+          <w:tab w:val="num" w:pos="2880"/>
+        </w:tabs>
+        <w:ind w:left="3360" w:hanging="480"/>
+      </w:pPr>
+    </w:lvl>
+    <w:lvl w:ilvl="5">
+      <w:start w:val="1"/>
+      <w:numFmt w:val="decimal"/>
+      <w:lvlText w:val="%6."/>
+      <w:lvlJc w:val="left"/>
+      <w:pPr>
+        <w:tabs>
+          <w:tab w:val="num" w:pos="3600"/>
+        </w:tabs>
+        <w:ind w:left="4080" w:hanging="480"/>
+      </w:pPr>
+    </w:lvl>
+    <w:lvl w:ilvl="6">
+      <w:start w:val="1"/>
+      <w:numFmt w:val="decimal"/>
+      <w:lvlText w:val="%7."/>
+      <w:lvlJc w:val="left"/>
+      <w:pPr>
+        <w:tabs>
+          <w:tab w:val="num" w:pos="4320"/>
+        </w:tabs>
+        <w:ind w:left="4800" w:hanging="480"/>
+      </w:pPr>
+    </w:lvl>
+    <w:lvl w:ilvl="7">
+      <w:start w:val="1"/>
+      <w:numFmt w:val="decimal"/>
+      <w:lvlText w:val="%8."/>
+      <w:lvlJc w:val="left"/>
+      <w:pPr>
+        <w:tabs>
+          <w:tab w:val="num" w:pos="5040"/>
+        </w:tabs>
+        <w:ind w:left="5520" w:hanging="480"/>
+      </w:pPr>
+    </w:lvl>
+    <w:lvl w:ilvl="8">
+      <w:start w:val="1"/>
+      <w:numFmt w:val="decimal"/>
+      <w:lvlText w:val="%9."/>
+      <w:lvlJc w:val="left"/>
+      <w:pPr>
+        <w:tabs>
+          <w:tab w:val="num" w:pos="5760"/>
+        </w:tabs>
+        <w:ind w:left="6240" w:hanging="480"/>
+      </w:pPr>
+    </w:lvl>
+  </w:abstractNum>
   <w:num w:numId="1000">
     <w:abstractNumId w:val="990"/>
+  </w:num>
+  <w:num w:numId="1001">
+    <w:abstractNumId w:val="991"/>
+  </w:num>
+  <w:num w:numId="1002">
+    <w:abstractNumId w:val="99411"/>
+    <w:lvlOverride w:ilvl="0">
+      <w:startOverride w:val="1"/>
+    </w:lvlOverride>
+    <w:lvlOverride w:ilvl="1">
+      <w:startOverride w:val="1"/>
+    </w:lvlOverride>
+    <w:lvlOverride w:ilvl="2">
+      <w:startOverride w:val="1"/>
+    </w:lvlOverride>
+    <w:lvlOverride w:ilvl="3">
+      <w:startOverride w:val="1"/>
+    </w:lvlOverride>
+    <w:lvlOverride w:ilvl="4">
+      <w:startOverride w:val="1"/>
+    </w:lvlOverride>
+    <w:lvlOverride w:ilvl="5">
+      <w:startOverride w:val="1"/>
+    </w:lvlOverride>
+    <w:lvlOverride w:ilvl="6">
+      <w:startOverride w:val="1"/>
+    </w:lvlOverride>
+    <w:lvlOverride w:ilvl="7">
+      <w:startOverride w:val="1"/>
+    </w:lvlOverride>
+    <w:lvlOverride w:ilvl="8">
+      <w:startOverride w:val="1"/>
+    </w:lvlOverride>
   </w:num>
 </w:numbering>
 </file>
